--- a/Doc/Elite_Bonus_发奖规则说明.docx
+++ b/Doc/Elite_Bonus_发奖规则说明.docx
@@ -669,6 +669,73 @@
           <w:szCs w:val="22"/>
         </w:rPr>
         <w:t>：该节点的合格状态（合格/不合格）与合格路径（A/B）相对变动前完全一致。</w:t>
+      </w:r>
+    </w:p>
+    <w:p>
+      <w:pPr>
+        <w:pStyle w:val="16"/>
+        <w:numPr>
+          <w:ilvl w:val="0"/>
+          <w:numId w:val="1"/>
+        </w:numPr>
+        <w:spacing w:after="72" w:line="330" w:lineRule="auto"/>
+        <w:rPr>
+          <w:b/>
+          <w:bCs/>
+          <w:sz w:val="22"/>
+          <w:szCs w:val="22"/>
+        </w:rPr>
+      </w:pPr>
+      <w:r>
+        <w:rPr>
+          <w:rFonts w:hint="eastAsia"/>
+          <w:b/>
+          <w:bCs/>
+          <w:sz w:val="22"/>
+          <w:szCs w:val="22"/>
+        </w:rPr>
+        <w:t>合格下线集合的规模未改变：</w:t>
+      </w:r>
+      <w:r>
+        <w:rPr>
+          <w:rFonts w:hint="eastAsia"/>
+          <w:sz w:val="22"/>
+          <w:szCs w:val="22"/>
+        </w:rPr>
+        <w:t>该节点 qualified_downlines</w:t>
+      </w:r>
+      <w:r>
+        <w:rPr>
+          <w:rFonts w:hint="eastAsia"/>
+          <w:sz w:val="22"/>
+          <w:szCs w:val="22"/>
+          <w:lang w:eastAsia="zh-CN"/>
+        </w:rPr>
+        <w:t>（</w:t>
+      </w:r>
+      <w:r>
+        <w:rPr>
+          <w:sz w:val="22"/>
+          <w:szCs w:val="22"/>
+        </w:rPr>
+        <w:t>合格下线集合</w:t>
+      </w:r>
+      <w:r>
+        <w:rPr>
+          <w:rFonts w:hint="eastAsia"/>
+          <w:sz w:val="22"/>
+          <w:szCs w:val="22"/>
+          <w:lang w:eastAsia="zh-CN"/>
+        </w:rPr>
+        <w:t>）</w:t>
+      </w:r>
+      <w:r>
+        <w:rPr>
+          <w:rFonts w:hint="eastAsia"/>
+          <w:sz w:val="22"/>
+          <w:szCs w:val="22"/>
+        </w:rPr>
+        <w:t xml:space="preserve"> 的元素个数相对变动前完全一致。</w:t>
       </w:r>
     </w:p>
     <w:p>
@@ -699,6 +766,11 @@
         <w:shd w:val="clear" w:color="auto" w:fill="EEF3F8"/>
         <w:spacing w:before="0" w:after="55" w:line="320" w:lineRule="auto"/>
         <w:ind w:left="230" w:right="170"/>
+        <w:rPr>
+          <w:rFonts w:hint="eastAsia"/>
+          <w:sz w:val="22"/>
+          <w:szCs w:val="22"/>
+        </w:rPr>
       </w:pPr>
       <w:r>
         <w:rPr>
@@ -721,23 +793,15 @@
           <w:sz w:val="22"/>
           <w:szCs w:val="22"/>
         </w:rPr>
-        <w:t xml:space="preserve"> Pro Elite、Super Elite 等奖衔级别。合格下线集合（qualified_downlines）确实被实时维护，并</w:t>
-      </w:r>
-      <w:r>
-        <w:rPr>
-          <w:b/>
-          <w:bCs/>
-          <w:sz w:val="22"/>
-          <w:szCs w:val="22"/>
-        </w:rPr>
-        <w:t>通过影响“是否触发路径 B”</w:t>
-      </w:r>
-      <w:r>
-        <w:rPr>
-          <w:sz w:val="22"/>
-          <w:szCs w:val="22"/>
-        </w:rPr>
-        <w:t>来参与停止判定——当集合由空变为非空（或反之）导致节点资格翻转或路径改变时，会被判定为状态改变并继续向上传导。</w:t>
+        <w:t xml:space="preserve"> Pro Elite、Super Elite 等奖衔级别。合格下线集合（qualified_downlines）确实被实时维护，</w:t>
+      </w:r>
+      <w:r>
+        <w:rPr>
+          <w:rFonts w:hint="eastAsia"/>
+          <w:sz w:val="22"/>
+          <w:szCs w:val="22"/>
+        </w:rPr>
+        <w:t>并以两种方式参与判定：一是影响"是否触发路径 B"，二是其元素个数直接作为安全停止的第三项比对条件。</w:t>
       </w:r>
     </w:p>
     <w:p>
@@ -748,45 +812,18 @@
         <w:shd w:val="clear" w:color="auto" w:fill="EEF3F8"/>
         <w:spacing w:before="0" w:after="55" w:line="320" w:lineRule="auto"/>
         <w:ind w:left="230" w:right="170"/>
-      </w:pPr>
-      <w:r>
-        <w:rPr>
-          <w:sz w:val="22"/>
-          <w:szCs w:val="22"/>
-        </w:rPr>
-        <w:t>但若集合中合格下线的</w:t>
-      </w:r>
-      <w:r>
-        <w:rPr>
-          <w:b/>
-          <w:bCs/>
-          <w:sz w:val="22"/>
-          <w:szCs w:val="22"/>
-        </w:rPr>
-        <w:t>“数量”</w:t>
-      </w:r>
-      <w:r>
-        <w:rPr>
-          <w:sz w:val="22"/>
-          <w:szCs w:val="22"/>
-        </w:rPr>
-        <w:t>发生变化、却未改变该节点的合格状态与合格路径（例如：某节点本已凭路径 A 合格、又新增或减少一个合格下线；或路径 B 节点的合格下线由 1 变为 2），在本实现中</w:t>
-      </w:r>
-      <w:r>
-        <w:rPr>
-          <w:b/>
-          <w:bCs/>
-          <w:sz w:val="22"/>
-          <w:szCs w:val="22"/>
-        </w:rPr>
-        <w:t>不会</w:t>
-      </w:r>
-      <w:r>
-        <w:rPr>
-          <w:sz w:val="22"/>
-          <w:szCs w:val="22"/>
-        </w:rPr>
-        <w:t>被单独当作“状态改变”，因而不会仅凭“合格下线数量变化”这一项继续向上传导。</w:t>
+        <w:rPr>
+          <w:sz w:val="22"/>
+          <w:szCs w:val="22"/>
+        </w:rPr>
+      </w:pPr>
+      <w:r>
+        <w:rPr>
+          <w:rFonts w:hint="eastAsia"/>
+          <w:sz w:val="22"/>
+          <w:szCs w:val="22"/>
+        </w:rPr>
+        <w:t>[36] 因此，即使合格下线数量的变化未改变该节点的合格状态与合格路径（例如：某节点本已凭路径 A 合格、又新增或减少一个合格下线；或路径 B 节点的合格下线由 1 变为 2），本实现仍会将其判定为"状态改变"并继续向上传导。这是一种保守策略：它可能产生若干次对上游结果无实际影响的额外传导，但保证不会漏更新任何祖先。</w:t>
       </w:r>
     </w:p>
     <w:p>
@@ -813,7 +850,15 @@
           <w:sz w:val="22"/>
           <w:szCs w:val="22"/>
         </w:rPr>
-        <w:t>在《会员奖衔晋级》体系中，合格线数量变化会改变会员奖衔级别（如升 Pro Elite），属于真正的状态改变并需继续传导；而 Elite Bonus 没有该级别概念，故此叙述不适用于本服务。</w:t>
+        <w:t>在《会员奖衔晋级》体系中，合格线数量变化会改变会员奖衔级别（如升 Pro Elite），属于真正的状态改变并需继续传导；而 Elite Bonus 没有该级别概念，</w:t>
+      </w:r>
+      <w:r>
+        <w:rPr>
+          <w:rFonts w:hint="eastAsia"/>
+          <w:sz w:val="22"/>
+          <w:szCs w:val="22"/>
+        </w:rPr>
+        <w:t>但本实现在停止判定上采用了与之一致的保守口径。</w:t>
       </w:r>
     </w:p>
     <w:p>
@@ -1437,7 +1482,7 @@
           <w:sz w:val="22"/>
           <w:szCs w:val="22"/>
         </w:rPr>
-        <w:t>B 向上贡献本就为 0，业绩差值为 0（满足停止条件 1）；B 的资格与路径未变（满足停止条件 2）。</w:t>
+        <w:t>B 向上贡献本就为 0，业绩差值为 0（满足停止条件 1）；B 的资格与路径未变（满足停止条件 2）。但 C 已合格并被加入 B 的合格下线集合，其元素个数由 0 变为 1（不满足停止条件 3）。</w:t>
       </w:r>
     </w:p>
     <w:p>
@@ -1463,23 +1508,7 @@
           <w:sz w:val="22"/>
           <w:szCs w:val="22"/>
         </w:rPr>
-        <w:t>：两个停止条件同时满足，</w:t>
-      </w:r>
-      <w:r>
-        <w:rPr>
-          <w:b/>
-          <w:bCs/>
-          <w:sz w:val="22"/>
-          <w:szCs w:val="22"/>
-        </w:rPr>
-        <w:t>系统在 B 层安全停止，不再向 A 传导</w:t>
-      </w:r>
-      <w:r>
-        <w:rPr>
-          <w:sz w:val="22"/>
-          <w:szCs w:val="22"/>
-        </w:rPr>
-        <w:t>。</w:t>
+        <w:t>：第三个停止条件不满足，系统不在 B 层停止，携带业绩差值 0 继续向 A 传导。</w:t>
       </w:r>
     </w:p>
     <w:p>
@@ -1512,10 +1541,19 @@
       </w:pPr>
       <w:r>
         <w:rPr>
-          <w:sz w:val="22"/>
-          <w:szCs w:val="22"/>
-        </w:rPr>
-        <w:t>本例中传导已在 B 层停止，A 不会被处理。即便继续传导，B 上传的业绩差值为 0、A 的资格与结构状态也不会发生任何改变，A 的最终状态完全一致——无论从哪一层停止，A 的结果都不受影响。</w:t>
+          <w:rFonts w:hint="eastAsia"/>
+          <w:sz w:val="22"/>
+          <w:szCs w:val="22"/>
+          <w:lang w:val="en-US" w:eastAsia="zh-CN"/>
+        </w:rPr>
+        <w:t>A</w:t>
+      </w:r>
+      <w:r>
+        <w:rPr>
+          <w:sz w:val="22"/>
+          <w:szCs w:val="22"/>
+        </w:rPr>
+        <w:t>接收 B 的传导。业绩差值为 0，A 的 GPV 无任何增减；B 变动前后都是 A 的合格下线，A 的资格、路径与合格下线数量均未改变——三个停止条件同时满足，系统在 A 层安全停止，不再向上追溯。A 的最终状态与变动前完全一致。</w:t>
       </w:r>
     </w:p>
     <w:p>
@@ -1660,33 +1698,6 @@
           <w:szCs w:val="22"/>
         </w:rPr>
         <w:t>：源用户 D 的最终归属为其自身（layer=0，压过 C、B 的祖先归属）。</w:t>
-      </w:r>
-    </w:p>
-    <w:p>
-      <w:pPr>
-        <w:pBdr>
-          <w:top w:val="single" w:color="D9D9D9" w:sz="4" w:space="6"/>
-        </w:pBdr>
-        <w:spacing w:before="120" w:after="60" w:line="300" w:lineRule="auto"/>
-        <w:ind w:left="230"/>
-      </w:pPr>
-      <w:r>
-        <w:rPr>
-          <w:b/>
-          <w:bCs/>
-          <w:color w:val="595959"/>
-          <w:sz w:val="19"/>
-          <w:szCs w:val="19"/>
-        </w:rPr>
-        <w:t>★ 与送审草稿的差异：</w:t>
-      </w:r>
-      <w:r>
-        <w:rPr>
-          <w:color w:val="595959"/>
-          <w:sz w:val="19"/>
-          <w:szCs w:val="19"/>
-        </w:rPr>
-        <w:t>草稿在此处称 B 因新增合格下线导致“结构状态改变”而继续向 A 传导、并在 A 层停止（沿用奖衔评定文档叙述）。本服务无 PE/SE 级别评定，“合格下线数量变化”在代码中不会单独触发继续传导，故实际在 B 层停止。两种叙述下 A 的最终状态一致。</w:t>
       </w:r>
     </w:p>
     <w:p>
@@ -1694,6 +1705,8 @@
         <w:keepNext/>
         <w:spacing w:before="380" w:after="170"/>
       </w:pPr>
+      <w:bookmarkStart w:id="0" w:name="_GoBack"/>
+      <w:bookmarkEnd w:id="0"/>
       <w:r>
         <w:rPr>
           <w:b/>
@@ -1823,8 +1836,6 @@
         </w:rPr>
         <w:t>：必须在快照于关系型库成功落盘、且外部事务成功提交后，方可调用 cleanup_period 清理 Redis 资源（elite_bonus_stats / eb_source / eb_lock 三类键）。</w:t>
       </w:r>
-      <w:bookmarkStart w:id="0" w:name="_GoBack"/>
-      <w:bookmarkEnd w:id="0"/>
     </w:p>
     <w:sectPr>
       <w:footerReference r:id="rId3" w:type="default"/>
@@ -1978,7 +1989,7 @@
   <w:docDefaults>
     <w:rPrDefault>
       <w:rPr>
-        <w:rFonts w:ascii="微软雅黑" w:hAnsi="微软雅黑" w:eastAsia="微软雅黑" w:cs="微软雅黑"/>
+        <w:rFonts w:ascii="Times New Roman" w:hAnsi="Times New Roman" w:eastAsia="宋体" w:cs="Times New Roman"/>
       </w:rPr>
     </w:rPrDefault>
     <w:pPrDefault/>

--- a/Doc/Elite_Bonus_发奖规则说明.docx
+++ b/Doc/Elite_Bonus_发奖规则说明.docx
@@ -616,7 +616,25 @@
           <w:sz w:val="22"/>
           <w:szCs w:val="22"/>
         </w:rPr>
-        <w:t>以下两个条件时，系统判定水波已被完全吸收，并在该层立即停止向上追溯：</w:t>
+        <w:t>以下</w:t>
+      </w:r>
+      <w:r>
+        <w:rPr>
+          <w:rFonts w:hint="eastAsia"/>
+          <w:sz w:val="22"/>
+          <w:szCs w:val="22"/>
+          <w:lang w:val="en-US" w:eastAsia="zh-CN"/>
+        </w:rPr>
+        <w:t>三</w:t>
+      </w:r>
+      <w:bookmarkStart w:id="0" w:name="_GoBack"/>
+      <w:bookmarkEnd w:id="0"/>
+      <w:r>
+        <w:rPr>
+          <w:sz w:val="22"/>
+          <w:szCs w:val="22"/>
+        </w:rPr>
+        <w:t>个条件时，系统判定水波已被完全吸收，并在该层立即停止向上追溯：</w:t>
       </w:r>
     </w:p>
     <w:p>
@@ -1705,8 +1723,6 @@
         <w:keepNext/>
         <w:spacing w:before="380" w:after="170"/>
       </w:pPr>
-      <w:bookmarkStart w:id="0" w:name="_GoBack"/>
-      <w:bookmarkEnd w:id="0"/>
       <w:r>
         <w:rPr>
           <w:b/>
